--- a/Knowledge/3-Work knowledge/1-Software Engineering/1-Software Engineering Fundamentals/5-My Source/1-Network Traffic/1-Types of Network Traffic/7-Unidirectional.docx
+++ b/Knowledge/3-Work knowledge/1-Software Engineering/1-Software Engineering Fundamentals/5-My Source/1-Network Traffic/1-Types of Network Traffic/7-Unidirectional.docx
@@ -39,46 +39,27 @@
       </w:pPr>
       <w:r>
         <w:rPr>
-          <w:rFonts w:ascii="Arial" w:hAnsi="Arial" w:eastAsia="Arial"/>
           <w:b/>
-          <w:sz w:val="22"/>
           <w:shd w:val="clear" w:color="auto" w:fill="B7B7B7"/>
         </w:rPr>
         <w:t># Source</w:t>
       </w:r>
       <w:r>
         <w:rPr>
-          <w:rFonts w:ascii="Arial" w:hAnsi="Arial" w:eastAsia="Arial"/>
-          <w:sz w:val="22"/>
           <w:shd w:val="clear" w:color="auto" w:fill="B7B7B7"/>
         </w:rPr>
         <w:t xml:space="preserve">: </w:t>
       </w:r>
-      <w:proofErr w:type="spellStart"/>
-      <w:r>
-        <w:rPr>
-          <w:rFonts w:ascii="Arial" w:hAnsi="Arial" w:eastAsia="Arial"/>
+      <w:r>
+        <w:rPr>
           <w:b/>
-          <w:sz w:val="22"/>
           <w:shd w:val="clear" w:color="auto" w:fill="B7B7B7"/>
         </w:rPr>
-        <w:t>Chatgpt</w:t>
-      </w:r>
-      <w:proofErr w:type="spellEnd"/>
-      <w:r>
-        <w:rPr>
-          <w:rFonts w:ascii="Arial" w:hAnsi="Arial" w:eastAsia="Arial"/>
+        <w:t xml:space="preserve">Chatgpt </w:t>
+      </w:r>
+      <w:r>
+        <w:rPr>
           <w:b/>
-          <w:sz w:val="22"/>
-          <w:shd w:val="clear" w:color="auto" w:fill="B7B7B7"/>
-        </w:rPr>
-        <w:t xml:space="preserve"> </w:t>
-      </w:r>
-      <w:r>
-        <w:rPr>
-          <w:rFonts w:ascii="Arial" w:hAnsi="Arial" w:eastAsia="Arial"/>
-          <w:b/>
-          <w:sz w:val="22"/>
           <w:szCs w:val="14"/>
           <w:shd w:val="clear" w:color="auto" w:fill="B7B7B7"/>
         </w:rPr>
@@ -86,9 +67,8 @@
       </w:r>
       <w:r>
         <w:rPr>
-          <w:rFonts w:ascii="Arial" w:hAnsi="Arial" w:cs="Cambria Math" w:eastAsia="Arial"/>
+          <w:rFonts w:cs="Cambria Math"/>
           <w:b/>
-          <w:sz w:val="22"/>
           <w:szCs w:val="14"/>
           <w:shd w:val="clear" w:color="auto" w:fill="B7B7B7"/>
         </w:rPr>
@@ -96,9 +76,7 @@
       </w:r>
       <w:r>
         <w:rPr>
-          <w:rFonts w:ascii="Arial" w:hAnsi="Arial" w:eastAsia="Arial"/>
           <w:b/>
-          <w:sz w:val="22"/>
           <w:szCs w:val="14"/>
           <w:shd w:val="clear" w:color="auto" w:fill="B7B7B7"/>
         </w:rPr>
@@ -213,7 +191,7 @@
     </w:p>
     <w:p>
       <w:r>
-        <w:pict w14:anchorId="1CB55F44">
+        <w:pict>
           <v:rect id="_x0000_i1025" style="width:0;height:1.5pt" o:hralign="center" o:hrstd="t" o:hr="t" fillcolor="#a0a0a0" stroked="f"/>
         </w:pict>
       </w:r>
@@ -245,46 +223,27 @@
       </w:pPr>
       <w:r>
         <w:rPr>
-          <w:rFonts w:ascii="Arial" w:hAnsi="Arial" w:eastAsia="Arial"/>
           <w:b/>
-          <w:sz w:val="22"/>
           <w:shd w:val="clear" w:color="auto" w:fill="B7B7B7"/>
         </w:rPr>
         <w:t># Source</w:t>
       </w:r>
       <w:r>
         <w:rPr>
-          <w:rFonts w:ascii="Arial" w:hAnsi="Arial" w:eastAsia="Arial"/>
-          <w:sz w:val="22"/>
           <w:shd w:val="clear" w:color="auto" w:fill="B7B7B7"/>
         </w:rPr>
         <w:t xml:space="preserve">: </w:t>
       </w:r>
-      <w:proofErr w:type="spellStart"/>
-      <w:r>
-        <w:rPr>
-          <w:rFonts w:ascii="Arial" w:hAnsi="Arial" w:eastAsia="Arial"/>
+      <w:r>
+        <w:rPr>
           <w:b/>
-          <w:sz w:val="22"/>
           <w:shd w:val="clear" w:color="auto" w:fill="B7B7B7"/>
         </w:rPr>
-        <w:t>Chatgpt</w:t>
-      </w:r>
-      <w:proofErr w:type="spellEnd"/>
-      <w:r>
-        <w:rPr>
-          <w:rFonts w:ascii="Arial" w:hAnsi="Arial" w:eastAsia="Arial"/>
+        <w:t xml:space="preserve">Chatgpt </w:t>
+      </w:r>
+      <w:r>
+        <w:rPr>
           <w:b/>
-          <w:sz w:val="22"/>
-          <w:shd w:val="clear" w:color="auto" w:fill="B7B7B7"/>
-        </w:rPr>
-        <w:t xml:space="preserve"> </w:t>
-      </w:r>
-      <w:r>
-        <w:rPr>
-          <w:rFonts w:ascii="Arial" w:hAnsi="Arial" w:eastAsia="Arial"/>
-          <w:b/>
-          <w:sz w:val="22"/>
           <w:szCs w:val="14"/>
           <w:shd w:val="clear" w:color="auto" w:fill="B7B7B7"/>
         </w:rPr>
@@ -292,9 +251,8 @@
       </w:r>
       <w:r>
         <w:rPr>
-          <w:rFonts w:ascii="Arial" w:hAnsi="Arial" w:cs="Cambria Math" w:eastAsia="Arial"/>
+          <w:rFonts w:cs="Cambria Math"/>
           <w:b/>
-          <w:sz w:val="22"/>
           <w:szCs w:val="14"/>
           <w:shd w:val="clear" w:color="auto" w:fill="B7B7B7"/>
         </w:rPr>
@@ -302,9 +260,7 @@
       </w:r>
       <w:r>
         <w:rPr>
-          <w:rFonts w:ascii="Arial" w:hAnsi="Arial" w:eastAsia="Arial"/>
           <w:b/>
-          <w:sz w:val="22"/>
           <w:szCs w:val="14"/>
           <w:shd w:val="clear" w:color="auto" w:fill="B7B7B7"/>
         </w:rPr>
@@ -364,7 +320,7 @@
     </w:p>
     <w:p>
       <w:r>
-        <w:pict w14:anchorId="75148226">
+        <w:pict>
           <v:rect id="_x0000_i1026" style="width:0;height:1.5pt" o:hralign="center" o:hrstd="t" o:hr="t" fillcolor="#a0a0a0" stroked="f"/>
         </w:pict>
       </w:r>
@@ -396,46 +352,27 @@
       </w:pPr>
       <w:r>
         <w:rPr>
-          <w:rFonts w:ascii="Arial" w:hAnsi="Arial" w:eastAsia="Arial"/>
           <w:b/>
-          <w:sz w:val="22"/>
           <w:shd w:val="clear" w:color="auto" w:fill="B7B7B7"/>
         </w:rPr>
         <w:t># Source</w:t>
       </w:r>
       <w:r>
         <w:rPr>
-          <w:rFonts w:ascii="Arial" w:hAnsi="Arial" w:eastAsia="Arial"/>
-          <w:sz w:val="22"/>
           <w:shd w:val="clear" w:color="auto" w:fill="B7B7B7"/>
         </w:rPr>
         <w:t xml:space="preserve">: </w:t>
       </w:r>
-      <w:proofErr w:type="spellStart"/>
-      <w:r>
-        <w:rPr>
-          <w:rFonts w:ascii="Arial" w:hAnsi="Arial" w:eastAsia="Arial"/>
+      <w:r>
+        <w:rPr>
           <w:b/>
-          <w:sz w:val="22"/>
           <w:shd w:val="clear" w:color="auto" w:fill="B7B7B7"/>
         </w:rPr>
-        <w:t>Chatgpt</w:t>
-      </w:r>
-      <w:proofErr w:type="spellEnd"/>
-      <w:r>
-        <w:rPr>
-          <w:rFonts w:ascii="Arial" w:hAnsi="Arial" w:eastAsia="Arial"/>
+        <w:t xml:space="preserve">Chatgpt </w:t>
+      </w:r>
+      <w:r>
+        <w:rPr>
           <w:b/>
-          <w:sz w:val="22"/>
-          <w:shd w:val="clear" w:color="auto" w:fill="B7B7B7"/>
-        </w:rPr>
-        <w:t xml:space="preserve"> </w:t>
-      </w:r>
-      <w:r>
-        <w:rPr>
-          <w:rFonts w:ascii="Arial" w:hAnsi="Arial" w:eastAsia="Arial"/>
-          <w:b/>
-          <w:sz w:val="22"/>
           <w:szCs w:val="14"/>
           <w:shd w:val="clear" w:color="auto" w:fill="B7B7B7"/>
         </w:rPr>
@@ -443,9 +380,8 @@
       </w:r>
       <w:r>
         <w:rPr>
-          <w:rFonts w:ascii="Arial" w:hAnsi="Arial" w:cs="Cambria Math" w:eastAsia="Arial"/>
+          <w:rFonts w:cs="Cambria Math"/>
           <w:b/>
-          <w:sz w:val="22"/>
           <w:szCs w:val="14"/>
           <w:shd w:val="clear" w:color="auto" w:fill="B7B7B7"/>
         </w:rPr>
@@ -453,9 +389,7 @@
       </w:r>
       <w:r>
         <w:rPr>
-          <w:rFonts w:ascii="Arial" w:hAnsi="Arial" w:eastAsia="Arial"/>
           <w:b/>
-          <w:sz w:val="22"/>
           <w:szCs w:val="14"/>
           <w:shd w:val="clear" w:color="auto" w:fill="B7B7B7"/>
         </w:rPr>
@@ -468,7 +402,7 @@
           <w:noProof/>
         </w:rPr>
         <w:drawing>
-          <wp:inline distT="114300" distB="114300" distL="114300" distR="114300" wp14:anchorId="567DDE45" wp14:editId="35C4DD46">
+          <wp:inline distT="114300" distB="114300" distL="114300" distR="114300" wp14:anchorId="14FF9D61" wp14:editId="2D4546FD">
             <wp:extent cx="5943600" cy="2273300"/>
             <wp:effectExtent l="0" t="0" r="0" b="0"/>
             <wp:docPr id="3" name="image3.png"/>
@@ -624,7 +558,6 @@
               <w:rPr>
                 <w:rFonts w:ascii="Segoe UI Emoji" w:hAnsi="Segoe UI Emoji" w:cs="Segoe UI Emoji"/>
               </w:rPr>
-              <w:lastRenderedPageBreak/>
               <w:t>📡</w:t>
             </w:r>
             <w:r>
@@ -993,7 +926,7 @@
     </w:tbl>
     <w:p>
       <w:r>
-        <w:pict w14:anchorId="2ED1F2D4">
+        <w:pict>
           <v:rect id="_x0000_i1027" style="width:0;height:1.5pt" o:hralign="center" o:hrstd="t" o:hr="t" fillcolor="#a0a0a0" stroked="f"/>
         </w:pict>
       </w:r>
@@ -1025,46 +958,27 @@
       </w:pPr>
       <w:r>
         <w:rPr>
-          <w:rFonts w:ascii="Arial" w:hAnsi="Arial" w:eastAsia="Arial"/>
           <w:b/>
-          <w:sz w:val="22"/>
           <w:shd w:val="clear" w:color="auto" w:fill="B7B7B7"/>
         </w:rPr>
         <w:t># Source</w:t>
       </w:r>
       <w:r>
         <w:rPr>
-          <w:rFonts w:ascii="Arial" w:hAnsi="Arial" w:eastAsia="Arial"/>
-          <w:sz w:val="22"/>
           <w:shd w:val="clear" w:color="auto" w:fill="B7B7B7"/>
         </w:rPr>
         <w:t xml:space="preserve">: </w:t>
       </w:r>
-      <w:proofErr w:type="spellStart"/>
-      <w:r>
-        <w:rPr>
-          <w:rFonts w:ascii="Arial" w:hAnsi="Arial" w:eastAsia="Arial"/>
+      <w:r>
+        <w:rPr>
           <w:b/>
-          <w:sz w:val="22"/>
           <w:shd w:val="clear" w:color="auto" w:fill="B7B7B7"/>
         </w:rPr>
-        <w:t>Chatgpt</w:t>
-      </w:r>
-      <w:proofErr w:type="spellEnd"/>
-      <w:r>
-        <w:rPr>
-          <w:rFonts w:ascii="Arial" w:hAnsi="Arial" w:eastAsia="Arial"/>
+        <w:t xml:space="preserve">Chatgpt </w:t>
+      </w:r>
+      <w:r>
+        <w:rPr>
           <w:b/>
-          <w:sz w:val="22"/>
-          <w:shd w:val="clear" w:color="auto" w:fill="B7B7B7"/>
-        </w:rPr>
-        <w:t xml:space="preserve"> </w:t>
-      </w:r>
-      <w:r>
-        <w:rPr>
-          <w:rFonts w:ascii="Arial" w:hAnsi="Arial" w:eastAsia="Arial"/>
-          <w:b/>
-          <w:sz w:val="22"/>
           <w:szCs w:val="14"/>
           <w:shd w:val="clear" w:color="auto" w:fill="B7B7B7"/>
         </w:rPr>
@@ -1072,9 +986,8 @@
       </w:r>
       <w:r>
         <w:rPr>
-          <w:rFonts w:ascii="Arial" w:hAnsi="Arial" w:cs="Cambria Math" w:eastAsia="Arial"/>
+          <w:rFonts w:cs="Cambria Math"/>
           <w:b/>
-          <w:sz w:val="22"/>
           <w:szCs w:val="14"/>
           <w:shd w:val="clear" w:color="auto" w:fill="B7B7B7"/>
         </w:rPr>
@@ -1082,9 +995,7 @@
       </w:r>
       <w:r>
         <w:rPr>
-          <w:rFonts w:ascii="Arial" w:hAnsi="Arial" w:eastAsia="Arial"/>
           <w:b/>
-          <w:sz w:val="22"/>
           <w:szCs w:val="14"/>
           <w:shd w:val="clear" w:color="auto" w:fill="B7B7B7"/>
         </w:rPr>
@@ -1097,7 +1008,7 @@
           <w:noProof/>
         </w:rPr>
         <w:drawing>
-          <wp:inline distT="114300" distB="114300" distL="114300" distR="114300" wp14:anchorId="5C69A8F5" wp14:editId="5C83B9BC">
+          <wp:inline distT="114300" distB="114300" distL="114300" distR="114300" wp14:anchorId="55C12CF4" wp14:editId="6EE66CB2">
             <wp:extent cx="5943600" cy="1587500"/>
             <wp:effectExtent l="0" t="0" r="0" b="0"/>
             <wp:docPr id="6" name="image6.png"/>
@@ -1626,7 +1537,6 @@
               <w:rPr>
                 <w:rFonts w:ascii="Segoe UI Emoji" w:hAnsi="Segoe UI Emoji" w:cs="Segoe UI Emoji"/>
               </w:rPr>
-              <w:lastRenderedPageBreak/>
               <w:t>📦</w:t>
             </w:r>
             <w:r>
@@ -1701,7 +1611,7 @@
     </w:tbl>
     <w:p>
       <w:r>
-        <w:pict w14:anchorId="475D6EC8">
+        <w:pict>
           <v:rect id="_x0000_i1028" style="width:0;height:1.5pt" o:hralign="center" o:hrstd="t" o:hr="t" fillcolor="#a0a0a0" stroked="f"/>
         </w:pict>
       </w:r>
@@ -1733,46 +1643,27 @@
       </w:pPr>
       <w:r>
         <w:rPr>
-          <w:rFonts w:ascii="Arial" w:hAnsi="Arial" w:eastAsia="Arial"/>
           <w:b/>
-          <w:sz w:val="22"/>
           <w:shd w:val="clear" w:color="auto" w:fill="B7B7B7"/>
         </w:rPr>
         <w:t># Source</w:t>
       </w:r>
       <w:r>
         <w:rPr>
-          <w:rFonts w:ascii="Arial" w:hAnsi="Arial" w:eastAsia="Arial"/>
-          <w:sz w:val="22"/>
           <w:shd w:val="clear" w:color="auto" w:fill="B7B7B7"/>
         </w:rPr>
         <w:t xml:space="preserve">: </w:t>
       </w:r>
-      <w:proofErr w:type="spellStart"/>
-      <w:r>
-        <w:rPr>
-          <w:rFonts w:ascii="Arial" w:hAnsi="Arial" w:eastAsia="Arial"/>
+      <w:r>
+        <w:rPr>
           <w:b/>
-          <w:sz w:val="22"/>
           <w:shd w:val="clear" w:color="auto" w:fill="B7B7B7"/>
         </w:rPr>
-        <w:t>Chatgpt</w:t>
-      </w:r>
-      <w:proofErr w:type="spellEnd"/>
-      <w:r>
-        <w:rPr>
-          <w:rFonts w:ascii="Arial" w:hAnsi="Arial" w:eastAsia="Arial"/>
+        <w:t xml:space="preserve">Chatgpt </w:t>
+      </w:r>
+      <w:r>
+        <w:rPr>
           <w:b/>
-          <w:sz w:val="22"/>
-          <w:shd w:val="clear" w:color="auto" w:fill="B7B7B7"/>
-        </w:rPr>
-        <w:t xml:space="preserve"> </w:t>
-      </w:r>
-      <w:r>
-        <w:rPr>
-          <w:rFonts w:ascii="Arial" w:hAnsi="Arial" w:eastAsia="Arial"/>
-          <w:b/>
-          <w:sz w:val="22"/>
           <w:szCs w:val="14"/>
           <w:shd w:val="clear" w:color="auto" w:fill="B7B7B7"/>
         </w:rPr>
@@ -1780,9 +1671,8 @@
       </w:r>
       <w:r>
         <w:rPr>
-          <w:rFonts w:ascii="Arial" w:hAnsi="Arial" w:cs="Cambria Math" w:eastAsia="Arial"/>
+          <w:rFonts w:cs="Cambria Math"/>
           <w:b/>
-          <w:sz w:val="22"/>
           <w:szCs w:val="14"/>
           <w:shd w:val="clear" w:color="auto" w:fill="B7B7B7"/>
         </w:rPr>
@@ -1790,9 +1680,7 @@
       </w:r>
       <w:r>
         <w:rPr>
-          <w:rFonts w:ascii="Arial" w:hAnsi="Arial" w:eastAsia="Arial"/>
           <w:b/>
-          <w:sz w:val="22"/>
           <w:szCs w:val="14"/>
           <w:shd w:val="clear" w:color="auto" w:fill="B7B7B7"/>
         </w:rPr>
@@ -1805,7 +1693,7 @@
           <w:noProof/>
         </w:rPr>
         <w:drawing>
-          <wp:inline distT="114300" distB="114300" distL="114300" distR="114300" wp14:anchorId="44794F5E" wp14:editId="7CE69C77">
+          <wp:inline distT="114300" distB="114300" distL="114300" distR="114300" wp14:anchorId="18E4E3A0" wp14:editId="1FFD2773">
             <wp:extent cx="5943600" cy="1549400"/>
             <wp:effectExtent l="0" t="0" r="0" b="0"/>
             <wp:docPr id="1" name="image2.png"/>
@@ -2202,7 +2090,7 @@
     </w:tbl>
     <w:p>
       <w:r>
-        <w:pict w14:anchorId="666FB83C">
+        <w:pict>
           <v:rect id="_x0000_i1029" style="width:0;height:1.5pt" o:hralign="center" o:hrstd="t" o:hr="t" fillcolor="#a0a0a0" stroked="f"/>
         </w:pict>
       </w:r>
@@ -2237,46 +2125,27 @@
       </w:pPr>
       <w:r>
         <w:rPr>
-          <w:rFonts w:ascii="Arial" w:hAnsi="Arial" w:eastAsia="Arial"/>
           <w:b/>
-          <w:sz w:val="22"/>
           <w:shd w:val="clear" w:color="auto" w:fill="B7B7B7"/>
         </w:rPr>
         <w:t># Source</w:t>
       </w:r>
       <w:r>
         <w:rPr>
-          <w:rFonts w:ascii="Arial" w:hAnsi="Arial" w:eastAsia="Arial"/>
-          <w:sz w:val="22"/>
           <w:shd w:val="clear" w:color="auto" w:fill="B7B7B7"/>
         </w:rPr>
         <w:t xml:space="preserve">: </w:t>
       </w:r>
-      <w:proofErr w:type="spellStart"/>
-      <w:r>
-        <w:rPr>
-          <w:rFonts w:ascii="Arial" w:hAnsi="Arial" w:eastAsia="Arial"/>
+      <w:r>
+        <w:rPr>
           <w:b/>
-          <w:sz w:val="22"/>
           <w:shd w:val="clear" w:color="auto" w:fill="B7B7B7"/>
         </w:rPr>
-        <w:t>Chatgpt</w:t>
-      </w:r>
-      <w:proofErr w:type="spellEnd"/>
-      <w:r>
-        <w:rPr>
-          <w:rFonts w:ascii="Arial" w:hAnsi="Arial" w:eastAsia="Arial"/>
+        <w:t xml:space="preserve">Chatgpt </w:t>
+      </w:r>
+      <w:r>
+        <w:rPr>
           <w:b/>
-          <w:sz w:val="22"/>
-          <w:shd w:val="clear" w:color="auto" w:fill="B7B7B7"/>
-        </w:rPr>
-        <w:t xml:space="preserve"> </w:t>
-      </w:r>
-      <w:r>
-        <w:rPr>
-          <w:rFonts w:ascii="Arial" w:hAnsi="Arial" w:eastAsia="Arial"/>
-          <w:b/>
-          <w:sz w:val="22"/>
           <w:szCs w:val="14"/>
           <w:shd w:val="clear" w:color="auto" w:fill="B7B7B7"/>
         </w:rPr>
@@ -2284,9 +2153,8 @@
       </w:r>
       <w:r>
         <w:rPr>
-          <w:rFonts w:ascii="Arial" w:hAnsi="Arial" w:cs="Cambria Math" w:eastAsia="Arial"/>
+          <w:rFonts w:cs="Cambria Math"/>
           <w:b/>
-          <w:sz w:val="22"/>
           <w:szCs w:val="14"/>
           <w:shd w:val="clear" w:color="auto" w:fill="B7B7B7"/>
         </w:rPr>
@@ -2294,9 +2162,7 @@
       </w:r>
       <w:r>
         <w:rPr>
-          <w:rFonts w:ascii="Arial" w:hAnsi="Arial" w:eastAsia="Arial"/>
           <w:b/>
-          <w:sz w:val="22"/>
           <w:szCs w:val="14"/>
           <w:shd w:val="clear" w:color="auto" w:fill="B7B7B7"/>
         </w:rPr>
@@ -2308,9 +2174,8 @@
         <w:rPr>
           <w:noProof/>
         </w:rPr>
-        <w:lastRenderedPageBreak/>
         <w:drawing>
-          <wp:inline distT="114300" distB="114300" distL="114300" distR="114300" wp14:anchorId="360D80D6" wp14:editId="3F14521B">
+          <wp:inline distT="114300" distB="114300" distL="114300" distR="114300" wp14:anchorId="4DDF34B4" wp14:editId="06F5B3A3">
             <wp:extent cx="5943600" cy="1625600"/>
             <wp:effectExtent l="0" t="0" r="0" b="0"/>
             <wp:docPr id="2" name="image5.png"/>
@@ -2755,7 +2620,7 @@
     </w:tbl>
     <w:p>
       <w:r>
-        <w:pict w14:anchorId="66FBBDDF">
+        <w:pict>
           <v:rect id="_x0000_i1030" style="width:0;height:1.5pt" o:hralign="center" o:hrstd="t" o:hr="t" fillcolor="#a0a0a0" stroked="f"/>
         </w:pict>
       </w:r>
@@ -2787,46 +2652,27 @@
       </w:pPr>
       <w:r>
         <w:rPr>
-          <w:rFonts w:ascii="Arial" w:hAnsi="Arial" w:eastAsia="Arial"/>
           <w:b/>
-          <w:sz w:val="22"/>
           <w:shd w:val="clear" w:color="auto" w:fill="B7B7B7"/>
         </w:rPr>
         <w:t># Source</w:t>
       </w:r>
       <w:r>
         <w:rPr>
-          <w:rFonts w:ascii="Arial" w:hAnsi="Arial" w:eastAsia="Arial"/>
-          <w:sz w:val="22"/>
           <w:shd w:val="clear" w:color="auto" w:fill="B7B7B7"/>
         </w:rPr>
         <w:t xml:space="preserve">: </w:t>
       </w:r>
-      <w:proofErr w:type="spellStart"/>
-      <w:r>
-        <w:rPr>
-          <w:rFonts w:ascii="Arial" w:hAnsi="Arial" w:eastAsia="Arial"/>
+      <w:r>
+        <w:rPr>
           <w:b/>
-          <w:sz w:val="22"/>
           <w:shd w:val="clear" w:color="auto" w:fill="B7B7B7"/>
         </w:rPr>
-        <w:t>Chatgpt</w:t>
-      </w:r>
-      <w:proofErr w:type="spellEnd"/>
-      <w:r>
-        <w:rPr>
-          <w:rFonts w:ascii="Arial" w:hAnsi="Arial" w:eastAsia="Arial"/>
+        <w:t xml:space="preserve">Chatgpt </w:t>
+      </w:r>
+      <w:r>
+        <w:rPr>
           <w:b/>
-          <w:sz w:val="22"/>
-          <w:shd w:val="clear" w:color="auto" w:fill="B7B7B7"/>
-        </w:rPr>
-        <w:t xml:space="preserve"> </w:t>
-      </w:r>
-      <w:r>
-        <w:rPr>
-          <w:rFonts w:ascii="Arial" w:hAnsi="Arial" w:eastAsia="Arial"/>
-          <w:b/>
-          <w:sz w:val="22"/>
           <w:szCs w:val="14"/>
           <w:shd w:val="clear" w:color="auto" w:fill="B7B7B7"/>
         </w:rPr>
@@ -2834,9 +2680,8 @@
       </w:r>
       <w:r>
         <w:rPr>
-          <w:rFonts w:ascii="Arial" w:hAnsi="Arial" w:cs="Cambria Math" w:eastAsia="Arial"/>
+          <w:rFonts w:cs="Cambria Math"/>
           <w:b/>
-          <w:sz w:val="22"/>
           <w:szCs w:val="14"/>
           <w:shd w:val="clear" w:color="auto" w:fill="B7B7B7"/>
         </w:rPr>
@@ -2844,9 +2689,7 @@
       </w:r>
       <w:r>
         <w:rPr>
-          <w:rFonts w:ascii="Arial" w:hAnsi="Arial" w:eastAsia="Arial"/>
           <w:b/>
-          <w:sz w:val="22"/>
           <w:szCs w:val="14"/>
           <w:shd w:val="clear" w:color="auto" w:fill="B7B7B7"/>
         </w:rPr>
@@ -2859,7 +2702,7 @@
           <w:noProof/>
         </w:rPr>
         <w:drawing>
-          <wp:inline distT="114300" distB="114300" distL="114300" distR="114300" wp14:anchorId="099EB0C6" wp14:editId="27F0630A">
+          <wp:inline distT="114300" distB="114300" distL="114300" distR="114300" wp14:anchorId="1AF92A51" wp14:editId="63D91E72">
             <wp:extent cx="5943600" cy="1651000"/>
             <wp:effectExtent l="0" t="0" r="0" b="0"/>
             <wp:docPr id="5" name="image1.png"/>
@@ -3094,7 +2937,6 @@
               <w:rPr>
                 <w:rFonts w:ascii="Segoe UI Emoji" w:eastAsia="Arial Unicode MS" w:hAnsi="Segoe UI Emoji" w:cs="Segoe UI Emoji"/>
               </w:rPr>
-              <w:lastRenderedPageBreak/>
               <w:t>❌</w:t>
             </w:r>
             <w:r>
@@ -3305,7 +3147,7 @@
     </w:tbl>
     <w:p>
       <w:r>
-        <w:pict w14:anchorId="62AFF950">
+        <w:pict>
           <v:rect id="_x0000_i1031" style="width:0;height:1.5pt" o:hralign="center" o:hrstd="t" o:hr="t" fillcolor="#a0a0a0" stroked="f"/>
         </w:pict>
       </w:r>
@@ -3337,46 +3179,27 @@
       </w:pPr>
       <w:r>
         <w:rPr>
-          <w:rFonts w:ascii="Arial" w:hAnsi="Arial" w:eastAsia="Arial"/>
           <w:b/>
-          <w:sz w:val="22"/>
           <w:shd w:val="clear" w:color="auto" w:fill="B7B7B7"/>
         </w:rPr>
         <w:t># Source</w:t>
       </w:r>
       <w:r>
         <w:rPr>
-          <w:rFonts w:ascii="Arial" w:hAnsi="Arial" w:eastAsia="Arial"/>
-          <w:sz w:val="22"/>
           <w:shd w:val="clear" w:color="auto" w:fill="B7B7B7"/>
         </w:rPr>
         <w:t xml:space="preserve">: </w:t>
       </w:r>
-      <w:proofErr w:type="spellStart"/>
-      <w:r>
-        <w:rPr>
-          <w:rFonts w:ascii="Arial" w:hAnsi="Arial" w:eastAsia="Arial"/>
+      <w:r>
+        <w:rPr>
           <w:b/>
-          <w:sz w:val="22"/>
           <w:shd w:val="clear" w:color="auto" w:fill="B7B7B7"/>
         </w:rPr>
-        <w:t>Chatgpt</w:t>
-      </w:r>
-      <w:proofErr w:type="spellEnd"/>
-      <w:r>
-        <w:rPr>
-          <w:rFonts w:ascii="Arial" w:hAnsi="Arial" w:eastAsia="Arial"/>
+        <w:t xml:space="preserve">Chatgpt </w:t>
+      </w:r>
+      <w:r>
+        <w:rPr>
           <w:b/>
-          <w:sz w:val="22"/>
-          <w:shd w:val="clear" w:color="auto" w:fill="B7B7B7"/>
-        </w:rPr>
-        <w:t xml:space="preserve"> </w:t>
-      </w:r>
-      <w:r>
-        <w:rPr>
-          <w:rFonts w:ascii="Arial" w:hAnsi="Arial" w:eastAsia="Arial"/>
-          <w:b/>
-          <w:sz w:val="22"/>
           <w:szCs w:val="14"/>
           <w:shd w:val="clear" w:color="auto" w:fill="B7B7B7"/>
         </w:rPr>
@@ -3384,9 +3207,8 @@
       </w:r>
       <w:r>
         <w:rPr>
-          <w:rFonts w:ascii="Arial" w:hAnsi="Arial" w:cs="Cambria Math" w:eastAsia="Arial"/>
+          <w:rFonts w:cs="Cambria Math"/>
           <w:b/>
-          <w:sz w:val="22"/>
           <w:szCs w:val="14"/>
           <w:shd w:val="clear" w:color="auto" w:fill="B7B7B7"/>
         </w:rPr>
@@ -3394,9 +3216,7 @@
       </w:r>
       <w:r>
         <w:rPr>
-          <w:rFonts w:ascii="Arial" w:hAnsi="Arial" w:eastAsia="Arial"/>
           <w:b/>
-          <w:sz w:val="22"/>
           <w:szCs w:val="14"/>
           <w:shd w:val="clear" w:color="auto" w:fill="B7B7B7"/>
         </w:rPr>
@@ -3409,7 +3229,7 @@
           <w:noProof/>
         </w:rPr>
         <w:drawing>
-          <wp:inline distT="114300" distB="114300" distL="114300" distR="114300" wp14:anchorId="4C143892" wp14:editId="3ECB0CE2">
+          <wp:inline distT="114300" distB="114300" distL="114300" distR="114300" wp14:anchorId="1B71DE06" wp14:editId="7A5F4127">
             <wp:extent cx="5943600" cy="1943100"/>
             <wp:effectExtent l="0" t="0" r="0" b="0"/>
             <wp:docPr id="4" name="image4.png"/>
@@ -3873,11 +3693,12 @@
     </w:tbl>
     <w:p>
       <w:r>
-        <w:pict w14:anchorId="13FC6215">
+        <w:pict>
           <v:rect id="_x0000_i1032" style="width:0;height:1.5pt" o:hralign="center" o:hrstd="t" o:hr="t" fillcolor="#a0a0a0" stroked="f"/>
         </w:pict>
       </w:r>
     </w:p>
+    <w:p/>
     <w:p/>
     <w:sectPr>
       <w:pgSz w:w="12240" w:h="15840"/>
@@ -4289,7 +4110,7 @@
   <w:style w:type="paragraph" w:default="1" w:styleId="Normal">
     <w:name w:val="Normal"/>
     <w:qFormat/>
-    <w:rsid w:val="00897C80"/>
+    <w:rsid w:val="003844D0"/>
     <w:pPr>
       <w:spacing w:after="0" w:line="276" w:lineRule="auto"/>
     </w:pPr>
@@ -4309,7 +4130,7 @@
     <w:link w:val="Heading1Char"/>
     <w:uiPriority w:val="9"/>
     <w:qFormat/>
-    <w:rsid w:val="00301666"/>
+    <w:rsid w:val="003844D0"/>
     <w:pPr>
       <w:keepNext/>
       <w:keepLines/>
@@ -4334,7 +4155,7 @@
     <w:uiPriority w:val="9"/>
     <w:unhideWhenUsed/>
     <w:qFormat/>
-    <w:rsid w:val="00301666"/>
+    <w:rsid w:val="003844D0"/>
     <w:pPr>
       <w:keepNext/>
       <w:keepLines/>
@@ -4360,7 +4181,7 @@
     <w:semiHidden/>
     <w:unhideWhenUsed/>
     <w:qFormat/>
-    <w:rsid w:val="00301666"/>
+    <w:rsid w:val="003844D0"/>
     <w:pPr>
       <w:keepNext/>
       <w:keepLines/>
@@ -4386,7 +4207,7 @@
     <w:semiHidden/>
     <w:unhideWhenUsed/>
     <w:qFormat/>
-    <w:rsid w:val="00301666"/>
+    <w:rsid w:val="003844D0"/>
     <w:pPr>
       <w:keepNext/>
       <w:keepLines/>
@@ -4414,7 +4235,7 @@
     <w:semiHidden/>
     <w:unhideWhenUsed/>
     <w:qFormat/>
-    <w:rsid w:val="00301666"/>
+    <w:rsid w:val="003844D0"/>
     <w:pPr>
       <w:keepNext/>
       <w:keepLines/>
@@ -4440,7 +4261,7 @@
     <w:semiHidden/>
     <w:unhideWhenUsed/>
     <w:qFormat/>
-    <w:rsid w:val="00301666"/>
+    <w:rsid w:val="003844D0"/>
     <w:pPr>
       <w:keepNext/>
       <w:keepLines/>
@@ -4468,7 +4289,7 @@
     <w:semiHidden/>
     <w:unhideWhenUsed/>
     <w:qFormat/>
-    <w:rsid w:val="00301666"/>
+    <w:rsid w:val="003844D0"/>
     <w:pPr>
       <w:keepNext/>
       <w:keepLines/>
@@ -4494,7 +4315,7 @@
     <w:semiHidden/>
     <w:unhideWhenUsed/>
     <w:qFormat/>
-    <w:rsid w:val="00301666"/>
+    <w:rsid w:val="003844D0"/>
     <w:pPr>
       <w:keepNext/>
       <w:keepLines/>
@@ -4522,7 +4343,7 @@
     <w:semiHidden/>
     <w:unhideWhenUsed/>
     <w:qFormat/>
-    <w:rsid w:val="00301666"/>
+    <w:rsid w:val="003844D0"/>
     <w:pPr>
       <w:keepNext/>
       <w:keepLines/>
@@ -4571,7 +4392,7 @@
     <w:basedOn w:val="DefaultParagraphFont"/>
     <w:link w:val="Heading1"/>
     <w:uiPriority w:val="9"/>
-    <w:rsid w:val="00301666"/>
+    <w:rsid w:val="003844D0"/>
     <w:rPr>
       <w:rFonts w:asciiTheme="majorHAnsi" w:eastAsiaTheme="majorEastAsia" w:hAnsiTheme="majorHAnsi" w:cstheme="majorBidi"/>
       <w:color w:val="2F5496" w:themeColor="accent1" w:themeShade="BF"/>
@@ -4584,7 +4405,7 @@
     <w:basedOn w:val="DefaultParagraphFont"/>
     <w:link w:val="Heading2"/>
     <w:uiPriority w:val="9"/>
-    <w:rsid w:val="00301666"/>
+    <w:rsid w:val="003844D0"/>
     <w:rPr>
       <w:rFonts w:asciiTheme="majorHAnsi" w:eastAsiaTheme="majorEastAsia" w:hAnsiTheme="majorHAnsi" w:cstheme="majorBidi"/>
       <w:color w:val="2F5496" w:themeColor="accent1" w:themeShade="BF"/>
@@ -4598,7 +4419,7 @@
     <w:link w:val="Heading3"/>
     <w:uiPriority w:val="9"/>
     <w:semiHidden/>
-    <w:rsid w:val="00301666"/>
+    <w:rsid w:val="003844D0"/>
     <w:rPr>
       <w:rFonts w:eastAsiaTheme="majorEastAsia" w:cstheme="majorBidi"/>
       <w:color w:val="2F5496" w:themeColor="accent1" w:themeShade="BF"/>
@@ -4612,7 +4433,7 @@
     <w:link w:val="Heading4"/>
     <w:uiPriority w:val="9"/>
     <w:semiHidden/>
-    <w:rsid w:val="00301666"/>
+    <w:rsid w:val="003844D0"/>
     <w:rPr>
       <w:rFonts w:eastAsiaTheme="majorEastAsia" w:cstheme="majorBidi"/>
       <w:i/>
@@ -4626,7 +4447,7 @@
     <w:link w:val="Heading5"/>
     <w:uiPriority w:val="9"/>
     <w:semiHidden/>
-    <w:rsid w:val="00301666"/>
+    <w:rsid w:val="003844D0"/>
     <w:rPr>
       <w:rFonts w:eastAsiaTheme="majorEastAsia" w:cstheme="majorBidi"/>
       <w:color w:val="2F5496" w:themeColor="accent1" w:themeShade="BF"/>
@@ -4638,7 +4459,7 @@
     <w:link w:val="Heading6"/>
     <w:uiPriority w:val="9"/>
     <w:semiHidden/>
-    <w:rsid w:val="00301666"/>
+    <w:rsid w:val="003844D0"/>
     <w:rPr>
       <w:rFonts w:eastAsiaTheme="majorEastAsia" w:cstheme="majorBidi"/>
       <w:i/>
@@ -4652,7 +4473,7 @@
     <w:link w:val="Heading7"/>
     <w:uiPriority w:val="9"/>
     <w:semiHidden/>
-    <w:rsid w:val="00301666"/>
+    <w:rsid w:val="003844D0"/>
     <w:rPr>
       <w:rFonts w:eastAsiaTheme="majorEastAsia" w:cstheme="majorBidi"/>
       <w:color w:val="595959" w:themeColor="text1" w:themeTint="A6"/>
@@ -4664,7 +4485,7 @@
     <w:link w:val="Heading8"/>
     <w:uiPriority w:val="9"/>
     <w:semiHidden/>
-    <w:rsid w:val="00301666"/>
+    <w:rsid w:val="003844D0"/>
     <w:rPr>
       <w:rFonts w:eastAsiaTheme="majorEastAsia" w:cstheme="majorBidi"/>
       <w:i/>
@@ -4678,7 +4499,7 @@
     <w:link w:val="Heading9"/>
     <w:uiPriority w:val="9"/>
     <w:semiHidden/>
-    <w:rsid w:val="00301666"/>
+    <w:rsid w:val="003844D0"/>
     <w:rPr>
       <w:rFonts w:eastAsiaTheme="majorEastAsia" w:cstheme="majorBidi"/>
       <w:color w:val="272727" w:themeColor="text1" w:themeTint="D8"/>
@@ -4691,7 +4512,7 @@
     <w:link w:val="TitleChar"/>
     <w:uiPriority w:val="10"/>
     <w:qFormat/>
-    <w:rsid w:val="00301666"/>
+    <w:rsid w:val="003844D0"/>
     <w:pPr>
       <w:spacing w:after="80" w:line="240" w:lineRule="auto"/>
       <w:contextualSpacing/>
@@ -4711,7 +4532,7 @@
     <w:basedOn w:val="DefaultParagraphFont"/>
     <w:link w:val="Title"/>
     <w:uiPriority w:val="10"/>
-    <w:rsid w:val="00301666"/>
+    <w:rsid w:val="003844D0"/>
     <w:rPr>
       <w:rFonts w:asciiTheme="majorHAnsi" w:eastAsiaTheme="majorEastAsia" w:hAnsiTheme="majorHAnsi" w:cstheme="majorBidi"/>
       <w:spacing w:val="-10"/>
@@ -4727,7 +4548,7 @@
     <w:link w:val="SubtitleChar"/>
     <w:uiPriority w:val="11"/>
     <w:qFormat/>
-    <w:rsid w:val="00301666"/>
+    <w:rsid w:val="003844D0"/>
     <w:pPr>
       <w:numPr>
         <w:ilvl w:val="1"/>
@@ -4750,7 +4571,7 @@
     <w:basedOn w:val="DefaultParagraphFont"/>
     <w:link w:val="Subtitle"/>
     <w:uiPriority w:val="11"/>
-    <w:rsid w:val="00301666"/>
+    <w:rsid w:val="003844D0"/>
     <w:rPr>
       <w:rFonts w:eastAsiaTheme="majorEastAsia" w:cstheme="majorBidi"/>
       <w:color w:val="595959" w:themeColor="text1" w:themeTint="A6"/>
@@ -4766,7 +4587,7 @@
     <w:link w:val="QuoteChar"/>
     <w:uiPriority w:val="29"/>
     <w:qFormat/>
-    <w:rsid w:val="00301666"/>
+    <w:rsid w:val="003844D0"/>
     <w:pPr>
       <w:spacing w:before="160" w:after="160" w:line="278" w:lineRule="auto"/>
       <w:jc w:val="center"/>
@@ -4788,7 +4609,7 @@
     <w:basedOn w:val="DefaultParagraphFont"/>
     <w:link w:val="Quote"/>
     <w:uiPriority w:val="29"/>
-    <w:rsid w:val="00301666"/>
+    <w:rsid w:val="003844D0"/>
     <w:rPr>
       <w:i/>
       <w:iCs/>
@@ -4800,7 +4621,7 @@
     <w:basedOn w:val="Normal"/>
     <w:uiPriority w:val="34"/>
     <w:qFormat/>
-    <w:rsid w:val="00301666"/>
+    <w:rsid w:val="003844D0"/>
     <w:pPr>
       <w:spacing w:after="160" w:line="278" w:lineRule="auto"/>
       <w:ind w:left="720"/>
@@ -4820,7 +4641,7 @@
     <w:basedOn w:val="DefaultParagraphFont"/>
     <w:uiPriority w:val="21"/>
     <w:qFormat/>
-    <w:rsid w:val="00301666"/>
+    <w:rsid w:val="003844D0"/>
     <w:rPr>
       <w:i/>
       <w:iCs/>
@@ -4834,7 +4655,7 @@
     <w:link w:val="IntenseQuoteChar"/>
     <w:uiPriority w:val="30"/>
     <w:qFormat/>
-    <w:rsid w:val="00301666"/>
+    <w:rsid w:val="003844D0"/>
     <w:pPr>
       <w:pBdr>
         <w:top w:val="single" w:sz="4" w:space="10" w:color="2F5496" w:themeColor="accent1" w:themeShade="BF"/>
@@ -4861,7 +4682,7 @@
     <w:basedOn w:val="DefaultParagraphFont"/>
     <w:link w:val="IntenseQuote"/>
     <w:uiPriority w:val="30"/>
-    <w:rsid w:val="00301666"/>
+    <w:rsid w:val="003844D0"/>
     <w:rPr>
       <w:i/>
       <w:iCs/>
@@ -4873,7 +4694,7 @@
     <w:basedOn w:val="DefaultParagraphFont"/>
     <w:uiPriority w:val="32"/>
     <w:qFormat/>
-    <w:rsid w:val="00301666"/>
+    <w:rsid w:val="003844D0"/>
     <w:rPr>
       <w:b/>
       <w:bCs/>
